--- a/por/docx/46.content.docx
+++ b/por/docx/46.content.docx
@@ -136,13 +136,6 @@
         <w:rPr>
           <w:lang w:val="pt_PT" w:bidi="pt_PT"/>
         </w:rPr>
-      </w:r>
-      <w:r>
-        <w:rPr>
-          <w:i/>
-          <w:lang w:val="pt_PT" w:bidi="pt_PT"/>
-        </w:rPr>
-        <w:t>1 Coríntios 1.1, 1 Coríntios 1.3, 1 Coríntios 1.5, 1 Coríntios 1.7, 1 Coríntios 1.8, 1 Coríntios 1.10, 1 Coríntios 1.11, 1 Coríntios 1.12, 1 Coríntios 1.14–15, 1 Coríntios 1.17, 1 Coríntios 1.18, 1 Coríntios 1.18 (#2), 1 Coríntios 1.20, 1 Coríntios 1.21, 1 Coríntios 1.26, 1 Coríntios 1.27, 1 Coríntios 1.28–29, 1 Coríntios 1.30, 1 Coríntios 1.30 (#2), 1 Coríntios 1.31, 1 Coríntios 2.1, 1 Coríntios 2.2, 1 Coríntios 2.4–5, 1 Coríntios 2.7, 1 Coríntios 2.8, 1 Coríntios 2.10, 1 Coríntios 2.11, 1 Coríntios 2.12, 1 Coríntios 2.14, 1 Coríntios 2.16, 1 Coríntios 3.3, 1 Coríntios 3.5, 1 Coríntios 3.7, 1 Coríntios 3.11, 1 Coríntios 3.11–13, 1 Coríntios 3.13, 1 Coríntios 3.14, 1 Coríntios 3.15, 1 Coríntios 3.16, 1 Coríntios 3.17, 1 Coríntios 3.18, 1 Coríntios 3.20, 1 Coríntios 3.21–23, 1 Coríntios 4.1, 1 Coríntios 4.2, 1 Coríntios 4.4, 1 Coríntios 4.5, 1 Coríntios 4.6, 1 Coríntios 4.8, 1 Coríntios 4.10, 1 Coríntios 4.11, 1 Coríntios 4.12–13, 1 Coríntios 4.14, 1 Coríntios 4.16, 1 Coríntios 4.17, 1 Coríntios 4.18, 1 Coríntios 4.20, 1 Coríntios 5.1, 1 Coríntios 5.2, 1 Coríntios 5.4–5, 1 Coríntios 5.8, 1 Coríntios 5.8 (#2), 1 Coríntios 5.9, 1 Coríntios 5.10, 1 Coríntios 5.11, 1 Coríntios 5.12, 1 Coríntios 5.13, 1 Coríntios 6.1–3, 1 Coríntios 6.2–3, 1 Coríntios 6.6, 1 Coríntios 6.7, 1 Coríntios 6.9–10, 1 Coríntios 6.11, 1 Coríntios 6.12, 1 Coríntios 6.15, 1 Coríntios 6.15 (#2), 1 Coríntios 6.16, 1 Coríntios 6.17, 1 Coríntios 6.18, 1 Coríntios 6.19–20, 1 Coríntios 7.2, 1 Coríntios 7.4, 1 Coríntios 7.5, 1 Coríntios 7.8, 1 Coríntios 7.9, 1 Coríntios 7.10–11, 1 Coríntios 7.12–13, 1 Coríntios 7.15, 1 Coríntios 7.17, 1 Coríntios 7.18, 1 Coríntios 7.21–23, 1 Coríntios 7.26, 1 Coríntios 7.27, 1 Coríntios 7.28, 1 Coríntios 7.31, 1 Coríntios 7.33–34, 1 Coríntios 7.38, 1 Coríntios 7.39, 1 Coríntios 7.39 (#2), 1 Coríntios 8.1, 1 Coríntios 8.1 (#2), 1 Coríntios 8.4, 1 Coríntios 8.6, 1 Coríntios 8.6 (#2), 1 Coríntios 8.7, 1 Coríntios 8.8, 1 Coríntios 8.9, 1 Coríntios 8.11, 1 Coríntios 8.11–12, 1 Coríntios 8.13, 1 Coríntios 9.1–2, 1 Coríntios 9.4–5, 1 Coríntios 9.7, 1 Coríntios 9.9, 1 Coríntios 9.12, 1 Coríntios 9.14, 1 Coríntios 9.16, 1 Coríntios 9.19, 1 Coríntios 9.20, 1 Coríntios 9.21, 1 Coríntios 9.23, 1 Coríntios 9.24, 1 Coríntios 9.25, 1 Coríntios 9.27, 1 Coríntios 10.1–4, 1 Coríntios 10.4, 1 Coríntios 10.6, 1 Coríntios 10.9–10, 1 Coríntios 10.11, 1 Coríntios 10.13, 1 Coríntios 10.13 (#2), 1 Coríntios 10.14, 1 Coríntios 10.16, 1 Coríntios 10.20, 1 Coríntios 10.20–21, 1 Coríntios 10.22, 1 Coríntios 10.24, 1 Coríntios 10.27, 1 Coríntios 10.28–29, 1 Coríntios 10.31, 1 Coríntios 10.32–33, 1 Coríntios 11.1, 1 Coríntios 11.1 (#2), 1 Coríntios 11.2, 1 Coríntios 11.3, 1 Coríntios 11.3 (#2), 1 Coríntios 11.3 (#3), 1 Coríntios 11.4, 1 Coríntios 11.5, 1 Coríntios 11.7, 1 Coríntios 11.9, 1 Coríntios 11.11–12, 1 Coríntios 11.14–15, 1 Coríntios 11.19, 1 Coríntios 11.21, 1 Coríntios 11.23–24, 1 Coríntios 11.25, 1 Coríntios 11.26, 1 Coríntios 11.27, 1 Coríntios 11.29, 1 Coríntios 11.30, 1 Coríntios 11.33, 1 Coríntios 12.1, 1 Coríntios 12.3, 1 Coríntios 12.3 (#2), 1 Coríntios 12.4–6, 1 Coríntios 12.7, 1 Coríntios 12.9–10, 1 Coríntios 12.11, 1 Coríntios 12.13, 1 Coríntios 12.18, 1 Coríntios 12.22, 1 Coríntios 12.24, 1 Coríntios 12.25, 1 Coríntios 12.28, 1 Coríntios 12.31, 1 Coríntios 12.31 (#2), 1 Coríntios 13.1, 1 Coríntios 13.2, 1 Coríntios 13.3, 1 Coríntios 13.5–7, 1 Coríntios 13.8, 1 Coríntios 13.8–10, 1 Coríntios 13.11, 1 Coríntios 13.13, 1 Coríntios 14.1, 1 Coríntios 14.2, 1 Coríntios 14.3–4, 1 Coríntios 14.7–9, 1 Coríntios 14.12, 1 Coríntios 14.13, 1 Coríntios 14.14, 1 Coríntios 14.15, 1 Coríntios 14.19, 1 Coríntios 14.22, 1 Coríntios 14.23, 1 Coríntios 14.24, 1 Coríntios 14.25, 1 Coríntios 14.27–28, 1 Coríntios 14.29–30, 1 Coríntios 14.34, 1 Coríntios 14.35, 1 Coríntios 14.35 (#2), 1 Coríntios 14.37, 1 Coríntios 14.40, 1 Coríntios 15.1, 1 Coríntios 15.2, 1 Coríntios 15.3–5, 1 Coríntios 15.5–8, 1 Coríntios 15.9, 1 Coríntios 15.12, 1 Coríntios 15.13–14, 1 Coríntios 15.18, 1 Coríntios 15.19, 1 Coríntios 15.20, 1 Coríntios 15.22, 1 Coríntios 15.22–23, 1 Coríntios 15.24, 1 Coríntios 15.25, 1 Coríntios 15.26, 1 Coríntios 15.27, 1 Coríntios 15.28, 1 Coríntios 15.32, 1 Coríntios 15.34, 1 Coríntios 15.34 (#2), 1 Coríntios 15.35–38, 1 Coríntios 15.36, 1 Coríntios 15.37, 1 Coríntios 15.39, 1 Coríntios 15.40, 1 Coríntios 15.41, 1 Coríntios 15.42–44, 1 Coríntios 15.42–44 (#2), 1 Coríntios 15.45, 1 Coríntios 15.45 (#2), 1 Coríntios 15.47, 1 Coríntios 15.49, 1 Coríntios 15.50, 1 Coríntios 15.51, 1 Coríntios 15.52, 1 Coríntios 15.54, 1 Coríntios 15.56, 1 Coríntios 15.57, 1 Coríntios 15.58, 1 Coríntios 16.1, 1 Coríntios 16.2, 1 Coríntios 16.3, 1 Coríntios 16.5, 1 Coríntios 16.7, 1 Coríntios 16.8–9, 1 Coríntios 16.10, 1 Coríntios 16.10–11, 1 Coríntios 16.12, 1 Coríntios 16.15, 1 Coríntios 16.16, 1 Coríntios 16.17–18, 1 Coríntios 16.19–20, 1 Coríntios 16.22</w:t>
       </w:r>
       <w:r>
         <w:rPr>

--- a/por/docx/46.content.docx
+++ b/por/docx/46.content.docx
@@ -123,19 +123,6 @@
           <w:lang w:val="pt_PT" w:bidi="pt_PT"/>
         </w:rPr>
         <w:t>1CO</w:t>
-      </w:r>
-      <w:r>
-        <w:rPr>
-          <w:lang w:val="pt_PT" w:bidi="pt_PT"/>
-        </w:rPr>
-      </w:r>
-    </w:p>
-    <w:p>
-      <w:pPr/>
-      <w:r>
-        <w:rPr>
-          <w:lang w:val="pt_PT" w:bidi="pt_PT"/>
-        </w:rPr>
       </w:r>
       <w:r>
         <w:rPr>

--- a/por/docx/46.content.docx
+++ b/por/docx/46.content.docx
@@ -19,7 +19,7 @@
         <w:rPr>
           <w:lang w:val="pt_PT" w:bidi="pt_PT"/>
         </w:rPr>
-        <w:t>Resource: Perguntas de Tradução (unfoldingWord)</w:t>
+        <w:t>Resource: unfoldingWord® Translation Questions</w:t>
       </w:r>
       <w:r>
         <w:rPr>
@@ -85,7 +85,7 @@
         <w:rPr>
           <w:lang w:val="pt_PT" w:bidi="pt_PT"/>
         </w:rPr>
-        <w:t>Perguntas de Tradução (unfoldingWord)</w:t>
+        <w:t>unfoldingWord® Translation Questions</w:t>
       </w:r>
     </w:p>
     <w:p>
